--- a/tillsyn/A 39877-2024 tillsynsbegäran.docx
+++ b/tillsyn/A 39877-2024 tillsynsbegäran.docx
@@ -218,7 +218,7 @@
     <w:r>
       <w:tab/>
       <w:tab/>
-      <w:t>2025-02-11</w:t>
+      <w:t>2025-02-12</w:t>
       <w:br/>
       <w:br/>
     </w:r>

--- a/tillsyn/A 39877-2024 tillsynsbegäran.docx
+++ b/tillsyn/A 39877-2024 tillsynsbegäran.docx
@@ -218,7 +218,7 @@
     <w:r>
       <w:tab/>
       <w:tab/>
-      <w:t>2025-02-12</w:t>
+      <w:t>2025-02-13</w:t>
       <w:br/>
       <w:br/>
     </w:r>

--- a/tillsyn/A 39877-2024 tillsynsbegäran.docx
+++ b/tillsyn/A 39877-2024 tillsynsbegäran.docx
@@ -218,7 +218,7 @@
     <w:r>
       <w:tab/>
       <w:tab/>
-      <w:t>2025-02-13</w:t>
+      <w:t>2025-02-14</w:t>
       <w:br/>
       <w:br/>
     </w:r>

--- a/tillsyn/A 39877-2024 tillsynsbegäran.docx
+++ b/tillsyn/A 39877-2024 tillsynsbegäran.docx
@@ -218,7 +218,7 @@
     <w:r>
       <w:tab/>
       <w:tab/>
-      <w:t>2025-02-14</w:t>
+      <w:t>2025-02-15</w:t>
       <w:br/>
       <w:br/>
     </w:r>

--- a/tillsyn/A 39877-2024 tillsynsbegäran.docx
+++ b/tillsyn/A 39877-2024 tillsynsbegäran.docx
@@ -218,7 +218,7 @@
     <w:r>
       <w:tab/>
       <w:tab/>
-      <w:t>2025-02-15</w:t>
+      <w:t>2025-02-16</w:t>
       <w:br/>
       <w:br/>
     </w:r>

--- a/tillsyn/A 39877-2024 tillsynsbegäran.docx
+++ b/tillsyn/A 39877-2024 tillsynsbegäran.docx
@@ -218,7 +218,7 @@
     <w:r>
       <w:tab/>
       <w:tab/>
-      <w:t>2025-02-16</w:t>
+      <w:t>2025-02-17</w:t>
       <w:br/>
       <w:br/>
     </w:r>

--- a/tillsyn/A 39877-2024 tillsynsbegäran.docx
+++ b/tillsyn/A 39877-2024 tillsynsbegäran.docx
@@ -218,7 +218,7 @@
     <w:r>
       <w:tab/>
       <w:tab/>
-      <w:t>2025-02-17</w:t>
+      <w:t>2025-02-18</w:t>
       <w:br/>
       <w:br/>
     </w:r>

--- a/tillsyn/A 39877-2024 tillsynsbegäran.docx
+++ b/tillsyn/A 39877-2024 tillsynsbegäran.docx
@@ -218,7 +218,7 @@
     <w:r>
       <w:tab/>
       <w:tab/>
-      <w:t>2025-02-18</w:t>
+      <w:t>2025-02-19</w:t>
       <w:br/>
       <w:br/>
     </w:r>

--- a/tillsyn/A 39877-2024 tillsynsbegäran.docx
+++ b/tillsyn/A 39877-2024 tillsynsbegäran.docx
@@ -218,7 +218,7 @@
     <w:r>
       <w:tab/>
       <w:tab/>
-      <w:t>2025-02-19</w:t>
+      <w:t>2025-02-20</w:t>
       <w:br/>
       <w:br/>
     </w:r>

--- a/tillsyn/A 39877-2024 tillsynsbegäran.docx
+++ b/tillsyn/A 39877-2024 tillsynsbegäran.docx
@@ -218,7 +218,7 @@
     <w:r>
       <w:tab/>
       <w:tab/>
-      <w:t>2025-02-20</w:t>
+      <w:t>2025-02-21</w:t>
       <w:br/>
       <w:br/>
     </w:r>

--- a/tillsyn/A 39877-2024 tillsynsbegäran.docx
+++ b/tillsyn/A 39877-2024 tillsynsbegäran.docx
@@ -218,7 +218,7 @@
     <w:r>
       <w:tab/>
       <w:tab/>
-      <w:t>2025-02-21</w:t>
+      <w:t>2025-02-22</w:t>
       <w:br/>
       <w:br/>
     </w:r>

--- a/tillsyn/A 39877-2024 tillsynsbegäran.docx
+++ b/tillsyn/A 39877-2024 tillsynsbegäran.docx
@@ -218,7 +218,7 @@
     <w:r>
       <w:tab/>
       <w:tab/>
-      <w:t>2025-02-22</w:t>
+      <w:t>2025-02-23</w:t>
       <w:br/>
       <w:br/>
     </w:r>

--- a/tillsyn/A 39877-2024 tillsynsbegäran.docx
+++ b/tillsyn/A 39877-2024 tillsynsbegäran.docx
@@ -218,7 +218,7 @@
     <w:r>
       <w:tab/>
       <w:tab/>
-      <w:t>2025-02-23</w:t>
+      <w:t>2025-02-24</w:t>
       <w:br/>
       <w:br/>
     </w:r>

--- a/tillsyn/A 39877-2024 tillsynsbegäran.docx
+++ b/tillsyn/A 39877-2024 tillsynsbegäran.docx
@@ -218,7 +218,7 @@
     <w:r>
       <w:tab/>
       <w:tab/>
-      <w:t>2025-02-24</w:t>
+      <w:t>2025-02-25</w:t>
       <w:br/>
       <w:br/>
     </w:r>

--- a/tillsyn/A 39877-2024 tillsynsbegäran.docx
+++ b/tillsyn/A 39877-2024 tillsynsbegäran.docx
@@ -218,7 +218,7 @@
     <w:r>
       <w:tab/>
       <w:tab/>
-      <w:t>2025-02-25</w:t>
+      <w:t>2025-02-26</w:t>
       <w:br/>
       <w:br/>
     </w:r>

--- a/tillsyn/A 39877-2024 tillsynsbegäran.docx
+++ b/tillsyn/A 39877-2024 tillsynsbegäran.docx
@@ -218,7 +218,7 @@
     <w:r>
       <w:tab/>
       <w:tab/>
-      <w:t>2025-02-26</w:t>
+      <w:t>2025-02-27</w:t>
       <w:br/>
       <w:br/>
     </w:r>

--- a/tillsyn/A 39877-2024 tillsynsbegäran.docx
+++ b/tillsyn/A 39877-2024 tillsynsbegäran.docx
@@ -218,7 +218,7 @@
     <w:r>
       <w:tab/>
       <w:tab/>
-      <w:t>2025-02-27</w:t>
+      <w:t>2025-02-28</w:t>
       <w:br/>
       <w:br/>
     </w:r>

--- a/tillsyn/A 39877-2024 tillsynsbegäran.docx
+++ b/tillsyn/A 39877-2024 tillsynsbegäran.docx
@@ -218,7 +218,7 @@
     <w:r>
       <w:tab/>
       <w:tab/>
-      <w:t>2025-02-28</w:t>
+      <w:t>2025-03-01</w:t>
       <w:br/>
       <w:br/>
     </w:r>

--- a/tillsyn/A 39877-2024 tillsynsbegäran.docx
+++ b/tillsyn/A 39877-2024 tillsynsbegäran.docx
@@ -218,7 +218,7 @@
     <w:r>
       <w:tab/>
       <w:tab/>
-      <w:t>2025-03-01</w:t>
+      <w:t>2025-03-02</w:t>
       <w:br/>
       <w:br/>
     </w:r>

--- a/tillsyn/A 39877-2024 tillsynsbegäran.docx
+++ b/tillsyn/A 39877-2024 tillsynsbegäran.docx
@@ -218,7 +218,7 @@
     <w:r>
       <w:tab/>
       <w:tab/>
-      <w:t>2025-03-02</w:t>
+      <w:t>2025-03-03</w:t>
       <w:br/>
       <w:br/>
     </w:r>

--- a/tillsyn/A 39877-2024 tillsynsbegäran.docx
+++ b/tillsyn/A 39877-2024 tillsynsbegäran.docx
@@ -218,7 +218,7 @@
     <w:r>
       <w:tab/>
       <w:tab/>
-      <w:t>2025-03-03</w:t>
+      <w:t>2025-03-04</w:t>
       <w:br/>
       <w:br/>
     </w:r>

--- a/tillsyn/A 39877-2024 tillsynsbegäran.docx
+++ b/tillsyn/A 39877-2024 tillsynsbegäran.docx
@@ -218,7 +218,7 @@
     <w:r>
       <w:tab/>
       <w:tab/>
-      <w:t>2025-03-04</w:t>
+      <w:t>2025-03-05</w:t>
       <w:br/>
       <w:br/>
     </w:r>

--- a/tillsyn/A 39877-2024 tillsynsbegäran.docx
+++ b/tillsyn/A 39877-2024 tillsynsbegäran.docx
@@ -218,7 +218,7 @@
     <w:r>
       <w:tab/>
       <w:tab/>
-      <w:t>2025-03-05</w:t>
+      <w:t>2025-03-06</w:t>
       <w:br/>
       <w:br/>
     </w:r>

--- a/tillsyn/A 39877-2024 tillsynsbegäran.docx
+++ b/tillsyn/A 39877-2024 tillsynsbegäran.docx
@@ -218,7 +218,7 @@
     <w:r>
       <w:tab/>
       <w:tab/>
-      <w:t>2025-03-06</w:t>
+      <w:t>2025-03-07</w:t>
       <w:br/>
       <w:br/>
     </w:r>

--- a/tillsyn/A 39877-2024 tillsynsbegäran.docx
+++ b/tillsyn/A 39877-2024 tillsynsbegäran.docx
@@ -218,7 +218,7 @@
     <w:r>
       <w:tab/>
       <w:tab/>
-      <w:t>2025-03-07</w:t>
+      <w:t>2025-03-08</w:t>
       <w:br/>
       <w:br/>
     </w:r>

--- a/tillsyn/A 39877-2024 tillsynsbegäran.docx
+++ b/tillsyn/A 39877-2024 tillsynsbegäran.docx
@@ -218,7 +218,7 @@
     <w:r>
       <w:tab/>
       <w:tab/>
-      <w:t>2025-03-08</w:t>
+      <w:t>2025-03-09</w:t>
       <w:br/>
       <w:br/>
     </w:r>

--- a/tillsyn/A 39877-2024 tillsynsbegäran.docx
+++ b/tillsyn/A 39877-2024 tillsynsbegäran.docx
@@ -218,7 +218,7 @@
     <w:r>
       <w:tab/>
       <w:tab/>
-      <w:t>2025-03-09</w:t>
+      <w:t>2025-03-10</w:t>
       <w:br/>
       <w:br/>
     </w:r>

--- a/tillsyn/A 39877-2024 tillsynsbegäran.docx
+++ b/tillsyn/A 39877-2024 tillsynsbegäran.docx
@@ -218,7 +218,7 @@
     <w:r>
       <w:tab/>
       <w:tab/>
-      <w:t>2025-03-10</w:t>
+      <w:t>2025-03-11</w:t>
       <w:br/>
       <w:br/>
     </w:r>

--- a/tillsyn/A 39877-2024 tillsynsbegäran.docx
+++ b/tillsyn/A 39877-2024 tillsynsbegäran.docx
@@ -218,7 +218,7 @@
     <w:r>
       <w:tab/>
       <w:tab/>
-      <w:t>2025-03-11</w:t>
+      <w:t>2025-03-12</w:t>
       <w:br/>
       <w:br/>
     </w:r>

--- a/tillsyn/A 39877-2024 tillsynsbegäran.docx
+++ b/tillsyn/A 39877-2024 tillsynsbegäran.docx
@@ -218,7 +218,7 @@
     <w:r>
       <w:tab/>
       <w:tab/>
-      <w:t>2025-03-12</w:t>
+      <w:t>2025-03-13</w:t>
       <w:br/>
       <w:br/>
     </w:r>

--- a/tillsyn/A 39877-2024 tillsynsbegäran.docx
+++ b/tillsyn/A 39877-2024 tillsynsbegäran.docx
@@ -218,7 +218,7 @@
     <w:r>
       <w:tab/>
       <w:tab/>
-      <w:t>2025-03-13</w:t>
+      <w:t>2025-03-14</w:t>
       <w:br/>
       <w:br/>
     </w:r>

--- a/tillsyn/A 39877-2024 tillsynsbegäran.docx
+++ b/tillsyn/A 39877-2024 tillsynsbegäran.docx
@@ -218,7 +218,7 @@
     <w:r>
       <w:tab/>
       <w:tab/>
-      <w:t>2025-03-14</w:t>
+      <w:t>2025-03-15</w:t>
       <w:br/>
       <w:br/>
     </w:r>

--- a/tillsyn/A 39877-2024 tillsynsbegäran.docx
+++ b/tillsyn/A 39877-2024 tillsynsbegäran.docx
@@ -218,7 +218,7 @@
     <w:r>
       <w:tab/>
       <w:tab/>
-      <w:t>2025-03-15</w:t>
+      <w:t>2025-03-16</w:t>
       <w:br/>
       <w:br/>
     </w:r>

--- a/tillsyn/A 39877-2024 tillsynsbegäran.docx
+++ b/tillsyn/A 39877-2024 tillsynsbegäran.docx
@@ -218,7 +218,7 @@
     <w:r>
       <w:tab/>
       <w:tab/>
-      <w:t>2025-03-16</w:t>
+      <w:t>2025-03-17</w:t>
       <w:br/>
       <w:br/>
     </w:r>

--- a/tillsyn/A 39877-2024 tillsynsbegäran.docx
+++ b/tillsyn/A 39877-2024 tillsynsbegäran.docx
@@ -218,7 +218,7 @@
     <w:r>
       <w:tab/>
       <w:tab/>
-      <w:t>2025-03-17</w:t>
+      <w:t>2025-03-18</w:t>
       <w:br/>
       <w:br/>
     </w:r>

--- a/tillsyn/A 39877-2024 tillsynsbegäran.docx
+++ b/tillsyn/A 39877-2024 tillsynsbegäran.docx
@@ -218,7 +218,7 @@
     <w:r>
       <w:tab/>
       <w:tab/>
-      <w:t>2025-03-18</w:t>
+      <w:t>2025-03-19</w:t>
       <w:br/>
       <w:br/>
     </w:r>

--- a/tillsyn/A 39877-2024 tillsynsbegäran.docx
+++ b/tillsyn/A 39877-2024 tillsynsbegäran.docx
@@ -218,7 +218,7 @@
     <w:r>
       <w:tab/>
       <w:tab/>
-      <w:t>2025-03-19</w:t>
+      <w:t>2025-03-20</w:t>
       <w:br/>
       <w:br/>
     </w:r>

--- a/tillsyn/A 39877-2024 tillsynsbegäran.docx
+++ b/tillsyn/A 39877-2024 tillsynsbegäran.docx
@@ -218,7 +218,7 @@
     <w:r>
       <w:tab/>
       <w:tab/>
-      <w:t>2025-03-20</w:t>
+      <w:t>2025-03-21</w:t>
       <w:br/>
       <w:br/>
     </w:r>

--- a/tillsyn/A 39877-2024 tillsynsbegäran.docx
+++ b/tillsyn/A 39877-2024 tillsynsbegäran.docx
@@ -218,7 +218,7 @@
     <w:r>
       <w:tab/>
       <w:tab/>
-      <w:t>2025-03-21</w:t>
+      <w:t>2025-03-22</w:t>
       <w:br/>
       <w:br/>
     </w:r>

--- a/tillsyn/A 39877-2024 tillsynsbegäran.docx
+++ b/tillsyn/A 39877-2024 tillsynsbegäran.docx
@@ -218,7 +218,7 @@
     <w:r>
       <w:tab/>
       <w:tab/>
-      <w:t>2025-03-22</w:t>
+      <w:t>2025-03-23</w:t>
       <w:br/>
       <w:br/>
     </w:r>

--- a/tillsyn/A 39877-2024 tillsynsbegäran.docx
+++ b/tillsyn/A 39877-2024 tillsynsbegäran.docx
@@ -218,7 +218,7 @@
     <w:r>
       <w:tab/>
       <w:tab/>
-      <w:t>2025-03-23</w:t>
+      <w:t>2025-03-24</w:t>
       <w:br/>
       <w:br/>
     </w:r>

--- a/tillsyn/A 39877-2024 tillsynsbegäran.docx
+++ b/tillsyn/A 39877-2024 tillsynsbegäran.docx
@@ -218,7 +218,7 @@
     <w:r>
       <w:tab/>
       <w:tab/>
-      <w:t>2025-03-24</w:t>
+      <w:t>2025-03-25</w:t>
       <w:br/>
       <w:br/>
     </w:r>

--- a/tillsyn/A 39877-2024 tillsynsbegäran.docx
+++ b/tillsyn/A 39877-2024 tillsynsbegäran.docx
@@ -218,7 +218,7 @@
     <w:r>
       <w:tab/>
       <w:tab/>
-      <w:t>2025-03-25</w:t>
+      <w:t>2025-03-26</w:t>
       <w:br/>
       <w:br/>
     </w:r>

--- a/tillsyn/A 39877-2024 tillsynsbegäran.docx
+++ b/tillsyn/A 39877-2024 tillsynsbegäran.docx
@@ -218,7 +218,7 @@
     <w:r>
       <w:tab/>
       <w:tab/>
-      <w:t>2025-03-26</w:t>
+      <w:t>2025-03-27</w:t>
       <w:br/>
       <w:br/>
     </w:r>

--- a/tillsyn/A 39877-2024 tillsynsbegäran.docx
+++ b/tillsyn/A 39877-2024 tillsynsbegäran.docx
@@ -218,7 +218,7 @@
     <w:r>
       <w:tab/>
       <w:tab/>
-      <w:t>2025-03-27</w:t>
+      <w:t>2025-03-28</w:t>
       <w:br/>
       <w:br/>
     </w:r>

--- a/tillsyn/A 39877-2024 tillsynsbegäran.docx
+++ b/tillsyn/A 39877-2024 tillsynsbegäran.docx
@@ -218,7 +218,7 @@
     <w:r>
       <w:tab/>
       <w:tab/>
-      <w:t>2025-03-28</w:t>
+      <w:t>2025-03-29</w:t>
       <w:br/>
       <w:br/>
     </w:r>

--- a/tillsyn/A 39877-2024 tillsynsbegäran.docx
+++ b/tillsyn/A 39877-2024 tillsynsbegäran.docx
@@ -218,7 +218,7 @@
     <w:r>
       <w:tab/>
       <w:tab/>
-      <w:t>2025-04-02</w:t>
+      <w:t>2025-04-03</w:t>
       <w:br/>
       <w:br/>
     </w:r>

--- a/tillsyn/A 39877-2024 tillsynsbegäran.docx
+++ b/tillsyn/A 39877-2024 tillsynsbegäran.docx
@@ -218,7 +218,7 @@
     <w:r>
       <w:tab/>
       <w:tab/>
-      <w:t>2025-04-03</w:t>
+      <w:t>2025-04-05</w:t>
       <w:br/>
       <w:br/>
     </w:r>

--- a/tillsyn/A 39877-2024 tillsynsbegäran.docx
+++ b/tillsyn/A 39877-2024 tillsynsbegäran.docx
@@ -218,7 +218,7 @@
     <w:r>
       <w:tab/>
       <w:tab/>
-      <w:t>2025-04-05</w:t>
+      <w:t>2025-04-06</w:t>
       <w:br/>
       <w:br/>
     </w:r>

--- a/tillsyn/A 39877-2024 tillsynsbegäran.docx
+++ b/tillsyn/A 39877-2024 tillsynsbegäran.docx
@@ -218,7 +218,7 @@
     <w:r>
       <w:tab/>
       <w:tab/>
-      <w:t>2025-04-06</w:t>
+      <w:t>2025-04-07</w:t>
       <w:br/>
       <w:br/>
     </w:r>

--- a/tillsyn/A 39877-2024 tillsynsbegäran.docx
+++ b/tillsyn/A 39877-2024 tillsynsbegäran.docx
@@ -218,7 +218,7 @@
     <w:r>
       <w:tab/>
       <w:tab/>
-      <w:t>2025-04-07</w:t>
+      <w:t>2025-04-08</w:t>
       <w:br/>
       <w:br/>
     </w:r>

--- a/tillsyn/A 39877-2024 tillsynsbegäran.docx
+++ b/tillsyn/A 39877-2024 tillsynsbegäran.docx
@@ -218,7 +218,7 @@
     <w:r>
       <w:tab/>
       <w:tab/>
-      <w:t>2025-04-08</w:t>
+      <w:t>2025-04-09</w:t>
       <w:br/>
       <w:br/>
     </w:r>

--- a/tillsyn/A 39877-2024 tillsynsbegäran.docx
+++ b/tillsyn/A 39877-2024 tillsynsbegäran.docx
@@ -90,6 +90,17 @@
         <w:t>Figur 1. Fyndplatser för naturvårdsarter i det avverkningsanmälda området (röd linje). Markörer utan svart kant är placerade på fyndplatsen. Markörer med svart kant är placerade vid sidan av fyndplatsen och har ett svart streck som visar fyndplatsens exakta position. Kartans mittpunktskoordinat är N 7105653, E 775373 i SWEREF 99 TM.</w:t>
       </w:r>
     </w:p>
+    <w:p>
+      <w:r>
+        <w:rPr>
+          <w:b/>
+        </w:rPr>
+        <w:t xml:space="preserve">Motaggsvamp (NT) </w:t>
+      </w:r>
+      <w:r>
+        <w:t>bildar mykorrhiza med tall i tallskog och hittas huvudsakligen i äldre, glesare skogsbestånd och hällmarksimpediment. Arten hotas främst av skogsavverkning och tycks försvinna efter slutavverkning, markberedning och plantering (SLU Artdatabanken, 2024).</w:t>
+      </w:r>
+    </w:p>
     <w:sectPr>
       <w:headerReference w:type="even" r:id="rId8"/>
       <w:headerReference w:type="default" r:id="rId9"/>
@@ -218,7 +229,7 @@
     <w:r>
       <w:tab/>
       <w:tab/>
-      <w:t>2025-04-09</w:t>
+      <w:t>2025-04-10</w:t>
       <w:br/>
       <w:br/>
     </w:r>

--- a/tillsyn/A 39877-2024 tillsynsbegäran.docx
+++ b/tillsyn/A 39877-2024 tillsynsbegäran.docx
@@ -229,7 +229,7 @@
     <w:r>
       <w:tab/>
       <w:tab/>
-      <w:t>2025-04-10</w:t>
+      <w:t>2025-04-11</w:t>
       <w:br/>
       <w:br/>
     </w:r>

--- a/tillsyn/A 39877-2024 tillsynsbegäran.docx
+++ b/tillsyn/A 39877-2024 tillsynsbegäran.docx
@@ -229,7 +229,7 @@
     <w:r>
       <w:tab/>
       <w:tab/>
-      <w:t>2025-04-11</w:t>
+      <w:t>2025-04-12</w:t>
       <w:br/>
       <w:br/>
     </w:r>

--- a/tillsyn/A 39877-2024 tillsynsbegäran.docx
+++ b/tillsyn/A 39877-2024 tillsynsbegäran.docx
@@ -229,7 +229,7 @@
     <w:r>
       <w:tab/>
       <w:tab/>
-      <w:t>2025-04-12</w:t>
+      <w:t>2025-04-13</w:t>
       <w:br/>
       <w:br/>
     </w:r>

--- a/tillsyn/A 39877-2024 tillsynsbegäran.docx
+++ b/tillsyn/A 39877-2024 tillsynsbegäran.docx
@@ -229,7 +229,7 @@
     <w:r>
       <w:tab/>
       <w:tab/>
-      <w:t>2025-04-13</w:t>
+      <w:t>2025-04-14</w:t>
       <w:br/>
       <w:br/>
     </w:r>

--- a/tillsyn/A 39877-2024 tillsynsbegäran.docx
+++ b/tillsyn/A 39877-2024 tillsynsbegäran.docx
@@ -229,7 +229,7 @@
     <w:r>
       <w:tab/>
       <w:tab/>
-      <w:t>2025-04-14</w:t>
+      <w:t>2025-04-15</w:t>
       <w:br/>
       <w:br/>
     </w:r>

--- a/tillsyn/A 39877-2024 tillsynsbegäran.docx
+++ b/tillsyn/A 39877-2024 tillsynsbegäran.docx
@@ -229,7 +229,7 @@
     <w:r>
       <w:tab/>
       <w:tab/>
-      <w:t>2025-04-15</w:t>
+      <w:t>2025-04-16</w:t>
       <w:br/>
       <w:br/>
     </w:r>

--- a/tillsyn/A 39877-2024 tillsynsbegäran.docx
+++ b/tillsyn/A 39877-2024 tillsynsbegäran.docx
@@ -229,7 +229,7 @@
     <w:r>
       <w:tab/>
       <w:tab/>
-      <w:t>2025-04-16</w:t>
+      <w:t>2025-04-17</w:t>
       <w:br/>
       <w:br/>
     </w:r>

--- a/tillsyn/A 39877-2024 tillsynsbegäran.docx
+++ b/tillsyn/A 39877-2024 tillsynsbegäran.docx
@@ -229,7 +229,7 @@
     <w:r>
       <w:tab/>
       <w:tab/>
-      <w:t>2025-04-17</w:t>
+      <w:t>2025-04-18</w:t>
       <w:br/>
       <w:br/>
     </w:r>

--- a/tillsyn/A 39877-2024 tillsynsbegäran.docx
+++ b/tillsyn/A 39877-2024 tillsynsbegäran.docx
@@ -229,7 +229,7 @@
     <w:r>
       <w:tab/>
       <w:tab/>
-      <w:t>2025-04-18</w:t>
+      <w:t>2025-04-19</w:t>
       <w:br/>
       <w:br/>
     </w:r>

--- a/tillsyn/A 39877-2024 tillsynsbegäran.docx
+++ b/tillsyn/A 39877-2024 tillsynsbegäran.docx
@@ -229,7 +229,7 @@
     <w:r>
       <w:tab/>
       <w:tab/>
-      <w:t>2025-05-03</w:t>
+      <w:t>2025-05-04</w:t>
       <w:br/>
       <w:br/>
     </w:r>

--- a/tillsyn/A 39877-2024 tillsynsbegäran.docx
+++ b/tillsyn/A 39877-2024 tillsynsbegäran.docx
@@ -229,7 +229,7 @@
     <w:r>
       <w:tab/>
       <w:tab/>
-      <w:t>2025-05-04</w:t>
+      <w:t>2025-05-06</w:t>
       <w:br/>
       <w:br/>
     </w:r>

--- a/tillsyn/A 39877-2024 tillsynsbegäran.docx
+++ b/tillsyn/A 39877-2024 tillsynsbegäran.docx
@@ -229,7 +229,7 @@
     <w:r>
       <w:tab/>
       <w:tab/>
-      <w:t>2025-05-06</w:t>
+      <w:t>2025-05-07</w:t>
       <w:br/>
       <w:br/>
     </w:r>

--- a/tillsyn/A 39877-2024 tillsynsbegäran.docx
+++ b/tillsyn/A 39877-2024 tillsynsbegäran.docx
@@ -229,7 +229,7 @@
     <w:r>
       <w:tab/>
       <w:tab/>
-      <w:t>2025-05-07</w:t>
+      <w:t>2025-05-08</w:t>
       <w:br/>
       <w:br/>
     </w:r>

--- a/tillsyn/A 39877-2024 tillsynsbegäran.docx
+++ b/tillsyn/A 39877-2024 tillsynsbegäran.docx
@@ -229,7 +229,7 @@
     <w:r>
       <w:tab/>
       <w:tab/>
-      <w:t>2025-05-08</w:t>
+      <w:t>2025-05-09</w:t>
       <w:br/>
       <w:br/>
     </w:r>

--- a/tillsyn/A 39877-2024 tillsynsbegäran.docx
+++ b/tillsyn/A 39877-2024 tillsynsbegäran.docx
@@ -229,7 +229,7 @@
     <w:r>
       <w:tab/>
       <w:tab/>
-      <w:t>2025-05-09</w:t>
+      <w:t>2025-05-10</w:t>
       <w:br/>
       <w:br/>
     </w:r>

--- a/tillsyn/A 39877-2024 tillsynsbegäran.docx
+++ b/tillsyn/A 39877-2024 tillsynsbegäran.docx
@@ -229,7 +229,7 @@
     <w:r>
       <w:tab/>
       <w:tab/>
-      <w:t>2025-05-10</w:t>
+      <w:t>2025-05-11</w:t>
       <w:br/>
       <w:br/>
     </w:r>

--- a/tillsyn/A 39877-2024 tillsynsbegäran.docx
+++ b/tillsyn/A 39877-2024 tillsynsbegäran.docx
@@ -229,7 +229,7 @@
     <w:r>
       <w:tab/>
       <w:tab/>
-      <w:t>2025-05-11</w:t>
+      <w:t>2025-05-12</w:t>
       <w:br/>
       <w:br/>
     </w:r>

--- a/tillsyn/A 39877-2024 tillsynsbegäran.docx
+++ b/tillsyn/A 39877-2024 tillsynsbegäran.docx
@@ -229,7 +229,7 @@
     <w:r>
       <w:tab/>
       <w:tab/>
-      <w:t>2025-05-12</w:t>
+      <w:t>2025-05-13</w:t>
       <w:br/>
       <w:br/>
     </w:r>

--- a/tillsyn/A 39877-2024 tillsynsbegäran.docx
+++ b/tillsyn/A 39877-2024 tillsynsbegäran.docx
@@ -229,7 +229,7 @@
     <w:r>
       <w:tab/>
       <w:tab/>
-      <w:t>2025-05-13</w:t>
+      <w:t>2025-05-14</w:t>
       <w:br/>
       <w:br/>
     </w:r>

--- a/tillsyn/A 39877-2024 tillsynsbegäran.docx
+++ b/tillsyn/A 39877-2024 tillsynsbegäran.docx
@@ -229,7 +229,7 @@
     <w:r>
       <w:tab/>
       <w:tab/>
-      <w:t>2025-05-14</w:t>
+      <w:t>2025-05-15</w:t>
       <w:br/>
       <w:br/>
     </w:r>

--- a/tillsyn/A 39877-2024 tillsynsbegäran.docx
+++ b/tillsyn/A 39877-2024 tillsynsbegäran.docx
@@ -229,7 +229,7 @@
     <w:r>
       <w:tab/>
       <w:tab/>
-      <w:t>2025-05-15</w:t>
+      <w:t>2025-05-16</w:t>
       <w:br/>
       <w:br/>
     </w:r>

--- a/tillsyn/A 39877-2024 tillsynsbegäran.docx
+++ b/tillsyn/A 39877-2024 tillsynsbegäran.docx
@@ -229,7 +229,7 @@
     <w:r>
       <w:tab/>
       <w:tab/>
-      <w:t>2025-05-16</w:t>
+      <w:t>2025-05-17</w:t>
       <w:br/>
       <w:br/>
     </w:r>

--- a/tillsyn/A 39877-2024 tillsynsbegäran.docx
+++ b/tillsyn/A 39877-2024 tillsynsbegäran.docx
@@ -229,7 +229,7 @@
     <w:r>
       <w:tab/>
       <w:tab/>
-      <w:t>2025-05-17</w:t>
+      <w:t>2025-05-18</w:t>
       <w:br/>
       <w:br/>
     </w:r>

--- a/tillsyn/A 39877-2024 tillsynsbegäran.docx
+++ b/tillsyn/A 39877-2024 tillsynsbegäran.docx
@@ -229,7 +229,7 @@
     <w:r>
       <w:tab/>
       <w:tab/>
-      <w:t>2025-05-18</w:t>
+      <w:t>2025-05-19</w:t>
       <w:br/>
       <w:br/>
     </w:r>

--- a/tillsyn/A 39877-2024 tillsynsbegäran.docx
+++ b/tillsyn/A 39877-2024 tillsynsbegäran.docx
@@ -229,7 +229,7 @@
     <w:r>
       <w:tab/>
       <w:tab/>
-      <w:t>2025-05-19</w:t>
+      <w:t>2025-05-20</w:t>
       <w:br/>
       <w:br/>
     </w:r>

--- a/tillsyn/A 39877-2024 tillsynsbegäran.docx
+++ b/tillsyn/A 39877-2024 tillsynsbegäran.docx
@@ -229,7 +229,7 @@
     <w:r>
       <w:tab/>
       <w:tab/>
-      <w:t>2025-05-20</w:t>
+      <w:t>2025-05-21</w:t>
       <w:br/>
       <w:br/>
     </w:r>

--- a/tillsyn/A 39877-2024 tillsynsbegäran.docx
+++ b/tillsyn/A 39877-2024 tillsynsbegäran.docx
@@ -229,7 +229,7 @@
     <w:r>
       <w:tab/>
       <w:tab/>
-      <w:t>2025-05-21</w:t>
+      <w:t>2025-05-22</w:t>
       <w:br/>
       <w:br/>
     </w:r>

--- a/tillsyn/A 39877-2024 tillsynsbegäran.docx
+++ b/tillsyn/A 39877-2024 tillsynsbegäran.docx
@@ -229,7 +229,7 @@
     <w:r>
       <w:tab/>
       <w:tab/>
-      <w:t>2025-05-22</w:t>
+      <w:t>2025-05-23</w:t>
       <w:br/>
       <w:br/>
     </w:r>

--- a/tillsyn/A 39877-2024 tillsynsbegäran.docx
+++ b/tillsyn/A 39877-2024 tillsynsbegäran.docx
@@ -229,7 +229,7 @@
     <w:r>
       <w:tab/>
       <w:tab/>
-      <w:t>2025-05-23</w:t>
+      <w:t>2025-05-24</w:t>
       <w:br/>
       <w:br/>
     </w:r>

--- a/tillsyn/A 39877-2024 tillsynsbegäran.docx
+++ b/tillsyn/A 39877-2024 tillsynsbegäran.docx
@@ -229,7 +229,7 @@
     <w:r>
       <w:tab/>
       <w:tab/>
-      <w:t>2025-05-24</w:t>
+      <w:t>2025-05-25</w:t>
       <w:br/>
       <w:br/>
     </w:r>

--- a/tillsyn/A 39877-2024 tillsynsbegäran.docx
+++ b/tillsyn/A 39877-2024 tillsynsbegäran.docx
@@ -229,7 +229,7 @@
     <w:r>
       <w:tab/>
       <w:tab/>
-      <w:t>2025-05-25</w:t>
+      <w:t>2025-05-26</w:t>
       <w:br/>
       <w:br/>
     </w:r>

--- a/tillsyn/A 39877-2024 tillsynsbegäran.docx
+++ b/tillsyn/A 39877-2024 tillsynsbegäran.docx
@@ -229,7 +229,7 @@
     <w:r>
       <w:tab/>
       <w:tab/>
-      <w:t>2025-05-26</w:t>
+      <w:t>2025-05-27</w:t>
       <w:br/>
       <w:br/>
     </w:r>

--- a/tillsyn/A 39877-2024 tillsynsbegäran.docx
+++ b/tillsyn/A 39877-2024 tillsynsbegäran.docx
@@ -229,7 +229,7 @@
     <w:r>
       <w:tab/>
       <w:tab/>
-      <w:t>2025-05-27</w:t>
+      <w:t>2025-05-30</w:t>
       <w:br/>
       <w:br/>
     </w:r>

--- a/tillsyn/A 39877-2024 tillsynsbegäran.docx
+++ b/tillsyn/A 39877-2024 tillsynsbegäran.docx
@@ -229,7 +229,7 @@
     <w:r>
       <w:tab/>
       <w:tab/>
-      <w:t>2025-05-30</w:t>
+      <w:t>2025-06-01</w:t>
       <w:br/>
       <w:br/>
     </w:r>

--- a/tillsyn/A 39877-2024 tillsynsbegäran.docx
+++ b/tillsyn/A 39877-2024 tillsynsbegäran.docx
@@ -229,7 +229,7 @@
     <w:r>
       <w:tab/>
       <w:tab/>
-      <w:t>2025-06-01</w:t>
+      <w:t>2025-06-02</w:t>
       <w:br/>
       <w:br/>
     </w:r>

--- a/tillsyn/A 39877-2024 tillsynsbegäran.docx
+++ b/tillsyn/A 39877-2024 tillsynsbegäran.docx
@@ -229,7 +229,7 @@
     <w:r>
       <w:tab/>
       <w:tab/>
-      <w:t>2025-06-02</w:t>
+      <w:t>2025-06-03</w:t>
       <w:br/>
       <w:br/>
     </w:r>

--- a/tillsyn/A 39877-2024 tillsynsbegäran.docx
+++ b/tillsyn/A 39877-2024 tillsynsbegäran.docx
@@ -229,7 +229,7 @@
     <w:r>
       <w:tab/>
       <w:tab/>
-      <w:t>2025-06-03</w:t>
+      <w:t>2025-06-04</w:t>
       <w:br/>
       <w:br/>
     </w:r>

--- a/tillsyn/A 39877-2024 tillsynsbegäran.docx
+++ b/tillsyn/A 39877-2024 tillsynsbegäran.docx
@@ -229,7 +229,7 @@
     <w:r>
       <w:tab/>
       <w:tab/>
-      <w:t>2025-06-04</w:t>
+      <w:t>2025-06-05</w:t>
       <w:br/>
       <w:br/>
     </w:r>

--- a/tillsyn/A 39877-2024 tillsynsbegäran.docx
+++ b/tillsyn/A 39877-2024 tillsynsbegäran.docx
@@ -229,7 +229,7 @@
     <w:r>
       <w:tab/>
       <w:tab/>
-      <w:t>2025-06-05</w:t>
+      <w:t>2025-06-13</w:t>
       <w:br/>
       <w:br/>
     </w:r>

--- a/tillsyn/A 39877-2024 tillsynsbegäran.docx
+++ b/tillsyn/A 39877-2024 tillsynsbegäran.docx
@@ -229,7 +229,7 @@
     <w:r>
       <w:tab/>
       <w:tab/>
-      <w:t>2025-06-13</w:t>
+      <w:t>2025-06-15</w:t>
       <w:br/>
       <w:br/>
     </w:r>

--- a/tillsyn/A 39877-2024 tillsynsbegäran.docx
+++ b/tillsyn/A 39877-2024 tillsynsbegäran.docx
@@ -229,7 +229,7 @@
     <w:r>
       <w:tab/>
       <w:tab/>
-      <w:t>2025-06-15</w:t>
+      <w:t>2025-06-16</w:t>
       <w:br/>
       <w:br/>
     </w:r>

--- a/tillsyn/A 39877-2024 tillsynsbegäran.docx
+++ b/tillsyn/A 39877-2024 tillsynsbegäran.docx
@@ -229,7 +229,7 @@
     <w:r>
       <w:tab/>
       <w:tab/>
-      <w:t>2025-06-16</w:t>
+      <w:t>2025-06-17</w:t>
       <w:br/>
       <w:br/>
     </w:r>

--- a/tillsyn/A 39877-2024 tillsynsbegäran.docx
+++ b/tillsyn/A 39877-2024 tillsynsbegäran.docx
@@ -229,7 +229,7 @@
     <w:r>
       <w:tab/>
       <w:tab/>
-      <w:t>2025-06-17</w:t>
+      <w:t>2025-06-18</w:t>
       <w:br/>
       <w:br/>
     </w:r>

--- a/tillsyn/A 39877-2024 tillsynsbegäran.docx
+++ b/tillsyn/A 39877-2024 tillsynsbegäran.docx
@@ -229,7 +229,7 @@
     <w:r>
       <w:tab/>
       <w:tab/>
-      <w:t>2025-06-18</w:t>
+      <w:t>2025-06-19</w:t>
       <w:br/>
       <w:br/>
     </w:r>

--- a/tillsyn/A 39877-2024 tillsynsbegäran.docx
+++ b/tillsyn/A 39877-2024 tillsynsbegäran.docx
@@ -229,7 +229,7 @@
     <w:r>
       <w:tab/>
       <w:tab/>
-      <w:t>2025-06-19</w:t>
+      <w:t>2025-06-20</w:t>
       <w:br/>
       <w:br/>
     </w:r>

--- a/tillsyn/A 39877-2024 tillsynsbegäran.docx
+++ b/tillsyn/A 39877-2024 tillsynsbegäran.docx
@@ -229,7 +229,7 @@
     <w:r>
       <w:tab/>
       <w:tab/>
-      <w:t>2025-06-20</w:t>
+      <w:t>2025-06-21</w:t>
       <w:br/>
       <w:br/>
     </w:r>

--- a/tillsyn/A 39877-2024 tillsynsbegäran.docx
+++ b/tillsyn/A 39877-2024 tillsynsbegäran.docx
@@ -229,7 +229,7 @@
     <w:r>
       <w:tab/>
       <w:tab/>
-      <w:t>2025-06-21</w:t>
+      <w:t>2025-06-22</w:t>
       <w:br/>
       <w:br/>
     </w:r>

--- a/tillsyn/A 39877-2024 tillsynsbegäran.docx
+++ b/tillsyn/A 39877-2024 tillsynsbegäran.docx
@@ -229,7 +229,7 @@
     <w:r>
       <w:tab/>
       <w:tab/>
-      <w:t>2025-06-22</w:t>
+      <w:t>2025-06-23</w:t>
       <w:br/>
       <w:br/>
     </w:r>

--- a/tillsyn/A 39877-2024 tillsynsbegäran.docx
+++ b/tillsyn/A 39877-2024 tillsynsbegäran.docx
@@ -229,7 +229,7 @@
     <w:r>
       <w:tab/>
       <w:tab/>
-      <w:t>2025-06-23</w:t>
+      <w:t>2025-06-24</w:t>
       <w:br/>
       <w:br/>
     </w:r>

--- a/tillsyn/A 39877-2024 tillsynsbegäran.docx
+++ b/tillsyn/A 39877-2024 tillsynsbegäran.docx
@@ -229,7 +229,7 @@
     <w:r>
       <w:tab/>
       <w:tab/>
-      <w:t>2025-06-24</w:t>
+      <w:t>2025-06-25</w:t>
       <w:br/>
       <w:br/>
     </w:r>

--- a/tillsyn/A 39877-2024 tillsynsbegäran.docx
+++ b/tillsyn/A 39877-2024 tillsynsbegäran.docx
@@ -229,7 +229,7 @@
     <w:r>
       <w:tab/>
       <w:tab/>
-      <w:t>2025-06-25</w:t>
+      <w:t>2025-06-26</w:t>
       <w:br/>
       <w:br/>
     </w:r>

--- a/tillsyn/A 39877-2024 tillsynsbegäran.docx
+++ b/tillsyn/A 39877-2024 tillsynsbegäran.docx
@@ -229,7 +229,7 @@
     <w:r>
       <w:tab/>
       <w:tab/>
-      <w:t>2025-06-26</w:t>
+      <w:t>2025-06-27</w:t>
       <w:br/>
       <w:br/>
     </w:r>

--- a/tillsyn/A 39877-2024 tillsynsbegäran.docx
+++ b/tillsyn/A 39877-2024 tillsynsbegäran.docx
@@ -229,7 +229,7 @@
     <w:r>
       <w:tab/>
       <w:tab/>
-      <w:t>2025-06-27</w:t>
+      <w:t>2025-06-28</w:t>
       <w:br/>
       <w:br/>
     </w:r>

--- a/tillsyn/A 39877-2024 tillsynsbegäran.docx
+++ b/tillsyn/A 39877-2024 tillsynsbegäran.docx
@@ -229,7 +229,7 @@
     <w:r>
       <w:tab/>
       <w:tab/>
-      <w:t>2025-06-28</w:t>
+      <w:t>2025-06-29</w:t>
       <w:br/>
       <w:br/>
     </w:r>

--- a/tillsyn/A 39877-2024 tillsynsbegäran.docx
+++ b/tillsyn/A 39877-2024 tillsynsbegäran.docx
@@ -229,7 +229,7 @@
     <w:r>
       <w:tab/>
       <w:tab/>
-      <w:t>2025-06-29</w:t>
+      <w:t>2025-06-30</w:t>
       <w:br/>
       <w:br/>
     </w:r>

--- a/tillsyn/A 39877-2024 tillsynsbegäran.docx
+++ b/tillsyn/A 39877-2024 tillsynsbegäran.docx
@@ -229,7 +229,7 @@
     <w:r>
       <w:tab/>
       <w:tab/>
-      <w:t>2025-06-30</w:t>
+      <w:t>2025-07-01</w:t>
       <w:br/>
       <w:br/>
     </w:r>

--- a/tillsyn/A 39877-2024 tillsynsbegäran.docx
+++ b/tillsyn/A 39877-2024 tillsynsbegäran.docx
@@ -229,7 +229,7 @@
     <w:r>
       <w:tab/>
       <w:tab/>
-      <w:t>2025-07-01</w:t>
+      <w:t>2025-07-02</w:t>
       <w:br/>
       <w:br/>
     </w:r>

--- a/tillsyn/A 39877-2024 tillsynsbegäran.docx
+++ b/tillsyn/A 39877-2024 tillsynsbegäran.docx
@@ -229,7 +229,7 @@
     <w:r>
       <w:tab/>
       <w:tab/>
-      <w:t>2025-07-02</w:t>
+      <w:t>2025-07-03</w:t>
       <w:br/>
       <w:br/>
     </w:r>

--- a/tillsyn/A 39877-2024 tillsynsbegäran.docx
+++ b/tillsyn/A 39877-2024 tillsynsbegäran.docx
@@ -229,7 +229,7 @@
     <w:r>
       <w:tab/>
       <w:tab/>
-      <w:t>2025-07-03</w:t>
+      <w:t>2025-07-04</w:t>
       <w:br/>
       <w:br/>
     </w:r>

--- a/tillsyn/A 39877-2024 tillsynsbegäran.docx
+++ b/tillsyn/A 39877-2024 tillsynsbegäran.docx
@@ -229,7 +229,7 @@
     <w:r>
       <w:tab/>
       <w:tab/>
-      <w:t>2025-07-04</w:t>
+      <w:t>2025-07-05</w:t>
       <w:br/>
       <w:br/>
     </w:r>

--- a/tillsyn/A 39877-2024 tillsynsbegäran.docx
+++ b/tillsyn/A 39877-2024 tillsynsbegäran.docx
@@ -229,7 +229,7 @@
     <w:r>
       <w:tab/>
       <w:tab/>
-      <w:t>2025-07-05</w:t>
+      <w:t>2025-07-06</w:t>
       <w:br/>
       <w:br/>
     </w:r>

--- a/tillsyn/A 39877-2024 tillsynsbegäran.docx
+++ b/tillsyn/A 39877-2024 tillsynsbegäran.docx
@@ -229,7 +229,7 @@
     <w:r>
       <w:tab/>
       <w:tab/>
-      <w:t>2025-07-06</w:t>
+      <w:t>2025-07-07</w:t>
       <w:br/>
       <w:br/>
     </w:r>

--- a/tillsyn/A 39877-2024 tillsynsbegäran.docx
+++ b/tillsyn/A 39877-2024 tillsynsbegäran.docx
@@ -229,7 +229,7 @@
     <w:r>
       <w:tab/>
       <w:tab/>
-      <w:t>2025-07-07</w:t>
+      <w:t>2025-07-08</w:t>
       <w:br/>
       <w:br/>
     </w:r>

--- a/tillsyn/A 39877-2024 tillsynsbegäran.docx
+++ b/tillsyn/A 39877-2024 tillsynsbegäran.docx
@@ -229,7 +229,7 @@
     <w:r>
       <w:tab/>
       <w:tab/>
-      <w:t>2025-07-08</w:t>
+      <w:t>2025-07-09</w:t>
       <w:br/>
       <w:br/>
     </w:r>

--- a/tillsyn/A 39877-2024 tillsynsbegäran.docx
+++ b/tillsyn/A 39877-2024 tillsynsbegäran.docx
@@ -229,7 +229,7 @@
     <w:r>
       <w:tab/>
       <w:tab/>
-      <w:t>2025-07-09</w:t>
+      <w:t>2025-07-11</w:t>
       <w:br/>
       <w:br/>
     </w:r>

--- a/tillsyn/A 39877-2024 tillsynsbegäran.docx
+++ b/tillsyn/A 39877-2024 tillsynsbegäran.docx
@@ -229,7 +229,7 @@
     <w:r>
       <w:tab/>
       <w:tab/>
-      <w:t>2025-07-11</w:t>
+      <w:t>2025-07-12</w:t>
       <w:br/>
       <w:br/>
     </w:r>

--- a/tillsyn/A 39877-2024 tillsynsbegäran.docx
+++ b/tillsyn/A 39877-2024 tillsynsbegäran.docx
@@ -229,7 +229,7 @@
     <w:r>
       <w:tab/>
       <w:tab/>
-      <w:t>2025-07-12</w:t>
+      <w:t>2025-07-13</w:t>
       <w:br/>
       <w:br/>
     </w:r>

--- a/tillsyn/A 39877-2024 tillsynsbegäran.docx
+++ b/tillsyn/A 39877-2024 tillsynsbegäran.docx
@@ -229,7 +229,7 @@
     <w:r>
       <w:tab/>
       <w:tab/>
-      <w:t>2025-07-13</w:t>
+      <w:t>2025-07-14</w:t>
       <w:br/>
       <w:br/>
     </w:r>

--- a/tillsyn/A 39877-2024 tillsynsbegäran.docx
+++ b/tillsyn/A 39877-2024 tillsynsbegäran.docx
@@ -229,7 +229,7 @@
     <w:r>
       <w:tab/>
       <w:tab/>
-      <w:t>2025-08-06</w:t>
+      <w:t>2025-08-09</w:t>
       <w:br/>
       <w:br/>
     </w:r>
